--- a/Ülesanne-2 Tekstide ja piltide kasutamine/Poemüüja_dokumentatsioon.docx
+++ b/Ülesanne-2 Tekstide ja piltide kasutamine/Poemüüja_dokumentatsioon.docx
@@ -103,7 +103,35 @@
         <w:rPr>
           <w:lang w:val="et-EE"/>
         </w:rPr>
-        <w:t>Luua PyGame mänguaken, kus kuvatakse poe taust, poemüüja ja jutumull tekstiga. Õppida piltide laadimist, skaleerimist ja positsioneerimist. Kuvada teksti kindla fondiga jutumulli sees.</w:t>
+        <w:t xml:space="preserve">Luua </w:t>
+      </w:r>
+      <w:proofErr w:type="spellStart"/>
+      <w:r>
+        <w:rPr>
+          <w:lang w:val="et-EE"/>
+        </w:rPr>
+        <w:t>PyGame</w:t>
+      </w:r>
+      <w:proofErr w:type="spellEnd"/>
+      <w:r>
+        <w:rPr>
+          <w:lang w:val="et-EE"/>
+        </w:rPr>
+        <w:t xml:space="preserve"> mänguaken, kus kuvatakse poe taust, poemüüja ja jutumull tekstiga. Õppida piltide laadimist, </w:t>
+      </w:r>
+      <w:proofErr w:type="spellStart"/>
+      <w:r>
+        <w:rPr>
+          <w:lang w:val="et-EE"/>
+        </w:rPr>
+        <w:t>skaleerimist</w:t>
+      </w:r>
+      <w:proofErr w:type="spellEnd"/>
+      <w:r>
+        <w:rPr>
+          <w:lang w:val="et-EE"/>
+        </w:rPr>
+        <w:t xml:space="preserve"> ja positsioneerimist. Kuvada teksti kindla fondiga jutumulli sees.</w:t>
       </w:r>
     </w:p>
     <w:p>
@@ -168,7 +196,49 @@
         <w:rPr>
           <w:lang w:val="et-EE"/>
         </w:rPr>
-        <w:t xml:space="preserve">Müüja pilt (seller.png, originaal 895×1059 px) vähendatakse 260×330 px peale kasutades smoothscale() funktsiooni </w:t>
+        <w:t xml:space="preserve">Müüja pilt (seller.png, originaal 895×1059 </w:t>
+      </w:r>
+      <w:proofErr w:type="spellStart"/>
+      <w:r>
+        <w:rPr>
+          <w:lang w:val="et-EE"/>
+        </w:rPr>
+        <w:t>px</w:t>
+      </w:r>
+      <w:proofErr w:type="spellEnd"/>
+      <w:r>
+        <w:rPr>
+          <w:lang w:val="et-EE"/>
+        </w:rPr>
+        <w:t xml:space="preserve">) vähendatakse 260×330 </w:t>
+      </w:r>
+      <w:proofErr w:type="spellStart"/>
+      <w:r>
+        <w:rPr>
+          <w:lang w:val="et-EE"/>
+        </w:rPr>
+        <w:t>px</w:t>
+      </w:r>
+      <w:proofErr w:type="spellEnd"/>
+      <w:r>
+        <w:rPr>
+          <w:lang w:val="et-EE"/>
+        </w:rPr>
+        <w:t xml:space="preserve"> peale kasutades </w:t>
+      </w:r>
+      <w:proofErr w:type="spellStart"/>
+      <w:r>
+        <w:rPr>
+          <w:lang w:val="et-EE"/>
+        </w:rPr>
+        <w:t>smoothscale</w:t>
+      </w:r>
+      <w:proofErr w:type="spellEnd"/>
+      <w:r>
+        <w:rPr>
+          <w:lang w:val="et-EE"/>
+        </w:rPr>
+        <w:t xml:space="preserve">() funktsiooni </w:t>
       </w:r>
       <w:r>
         <w:rPr>
@@ -193,7 +263,35 @@
         <w:rPr>
           <w:lang w:val="et-EE"/>
         </w:rPr>
-        <w:t xml:space="preserve">Müüja paigutatakse positsioonile (105, 150). Jutumull (chat.png) skaleeritakse 250×200 px peale ja paigutatakse positsioonile (250, 80). </w:t>
+        <w:t xml:space="preserve">Müüja paigutatakse positsioonile (105, 150). Jutumull (chat.png) </w:t>
+      </w:r>
+      <w:proofErr w:type="spellStart"/>
+      <w:r>
+        <w:rPr>
+          <w:lang w:val="et-EE"/>
+        </w:rPr>
+        <w:t>skaleeritakse</w:t>
+      </w:r>
+      <w:proofErr w:type="spellEnd"/>
+      <w:r>
+        <w:rPr>
+          <w:lang w:val="et-EE"/>
+        </w:rPr>
+        <w:t xml:space="preserve"> 250×200 </w:t>
+      </w:r>
+      <w:proofErr w:type="spellStart"/>
+      <w:r>
+        <w:rPr>
+          <w:lang w:val="et-EE"/>
+        </w:rPr>
+        <w:t>px</w:t>
+      </w:r>
+      <w:proofErr w:type="spellEnd"/>
+      <w:r>
+        <w:rPr>
+          <w:lang w:val="et-EE"/>
+        </w:rPr>
+        <w:t xml:space="preserve"> peale ja paigutatakse positsioonile (250, 80). </w:t>
       </w:r>
     </w:p>
     <w:p>
@@ -206,7 +304,21 @@
         <w:rPr>
           <w:lang w:val="et-EE"/>
         </w:rPr>
-        <w:t>Tekst "Tere, olen Taivo" kuvatakse valgena blackadderitc fondiga (suurus 36) jutumulli keskele.</w:t>
+        <w:t xml:space="preserve">Tekst "Tere, olen Taivo" kuvatakse valgena </w:t>
+      </w:r>
+      <w:proofErr w:type="spellStart"/>
+      <w:r>
+        <w:rPr>
+          <w:lang w:val="et-EE"/>
+        </w:rPr>
+        <w:t>blackadderitc</w:t>
+      </w:r>
+      <w:proofErr w:type="spellEnd"/>
+      <w:r>
+        <w:rPr>
+          <w:lang w:val="et-EE"/>
+        </w:rPr>
+        <w:t xml:space="preserve"> fondiga (suurus 36) jutumulli keskele.</w:t>
       </w:r>
     </w:p>
     <w:p>
@@ -216,11 +328,19 @@
           <w:lang w:val="et-EE"/>
         </w:rPr>
       </w:pPr>
-      <w:r>
-        <w:rPr>
-          <w:lang w:val="et-EE"/>
-        </w:rPr>
-        <w:t>GitHub link:</w:t>
+      <w:proofErr w:type="spellStart"/>
+      <w:r>
+        <w:rPr>
+          <w:lang w:val="et-EE"/>
+        </w:rPr>
+        <w:t>GitHub</w:t>
+      </w:r>
+      <w:proofErr w:type="spellEnd"/>
+      <w:r>
+        <w:rPr>
+          <w:lang w:val="et-EE"/>
+        </w:rPr>
+        <w:t xml:space="preserve"> link:</w:t>
       </w:r>
     </w:p>
     <w:p>
@@ -313,7 +433,21 @@
         <w:rPr>
           <w:lang w:val="et-EE"/>
         </w:rPr>
-        <w:t>Võtsin abi AI assistendilt piltide positsioneerimise ja skaleerimise osas.</w:t>
+        <w:t xml:space="preserve">Võtsin abi AI assistendilt piltide positsioneerimise ja </w:t>
+      </w:r>
+      <w:proofErr w:type="spellStart"/>
+      <w:r>
+        <w:rPr>
+          <w:lang w:val="et-EE"/>
+        </w:rPr>
+        <w:t>skaleerimise</w:t>
+      </w:r>
+      <w:proofErr w:type="spellEnd"/>
+      <w:r>
+        <w:rPr>
+          <w:lang w:val="et-EE"/>
+        </w:rPr>
+        <w:t xml:space="preserve"> osas.</w:t>
       </w:r>
     </w:p>
     <w:p>
@@ -367,7 +501,21 @@
         <w:rPr>
           <w:lang w:val="et-EE"/>
         </w:rPr>
-        <w:t>Jah, kasutasin AI assistenti (Kimi Code CLI) ülesande mõistmiseks, piltide positsioneerimise parandamiseks ja dokumentatsiooni vormistamiseks.</w:t>
+        <w:t>Jah, kasutasin AI assistenti (</w:t>
+      </w:r>
+      <w:proofErr w:type="spellStart"/>
+      <w:r>
+        <w:rPr>
+          <w:lang w:val="et-EE"/>
+        </w:rPr>
+        <w:t>Kimi</w:t>
+      </w:r>
+      <w:proofErr w:type="spellEnd"/>
+      <w:r>
+        <w:rPr>
+          <w:lang w:val="et-EE"/>
+        </w:rPr>
+        <w:t xml:space="preserve"> Code CLI) ülesande mõistmiseks, piltide positsioneerimise parandamiseks ja dokumentatsiooni vormistamiseks.</w:t>
       </w:r>
     </w:p>
     <w:p>
@@ -381,7 +529,21 @@
         <w:rPr>
           <w:lang w:val="et-EE"/>
         </w:rPr>
-        <w:t>Millist TI-d kasutasid?</w:t>
+        <w:t xml:space="preserve">Millist </w:t>
+      </w:r>
+      <w:proofErr w:type="spellStart"/>
+      <w:r>
+        <w:rPr>
+          <w:lang w:val="et-EE"/>
+        </w:rPr>
+        <w:t>TI-d</w:t>
+      </w:r>
+      <w:proofErr w:type="spellEnd"/>
+      <w:r>
+        <w:rPr>
+          <w:lang w:val="et-EE"/>
+        </w:rPr>
+        <w:t xml:space="preserve"> kasutasid?</w:t>
       </w:r>
     </w:p>
     <w:p>
@@ -390,11 +552,33 @@
           <w:lang w:val="et-EE"/>
         </w:rPr>
       </w:pPr>
-      <w:r>
-        <w:rPr>
-          <w:lang w:val="et-EE"/>
-        </w:rPr>
-        <w:t>Kimi Code CLI (Kimi AI)</w:t>
+      <w:proofErr w:type="spellStart"/>
+      <w:r>
+        <w:rPr>
+          <w:lang w:val="et-EE"/>
+        </w:rPr>
+        <w:t>Kimi</w:t>
+      </w:r>
+      <w:proofErr w:type="spellEnd"/>
+      <w:r>
+        <w:rPr>
+          <w:lang w:val="et-EE"/>
+        </w:rPr>
+        <w:t xml:space="preserve"> Code CLI (</w:t>
+      </w:r>
+      <w:proofErr w:type="spellStart"/>
+      <w:r>
+        <w:rPr>
+          <w:lang w:val="et-EE"/>
+        </w:rPr>
+        <w:t>Kimi</w:t>
+      </w:r>
+      <w:proofErr w:type="spellEnd"/>
+      <w:r>
+        <w:rPr>
+          <w:lang w:val="et-EE"/>
+        </w:rPr>
+        <w:t xml:space="preserve"> AI)</w:t>
       </w:r>
     </w:p>
     <w:p>
@@ -408,7 +592,21 @@
         <w:rPr>
           <w:lang w:val="et-EE"/>
         </w:rPr>
-        <w:t>Millised olid esitatud küsimused või käsud (promptid)?</w:t>
+        <w:t>Millised olid esitatud küsimused või käsud (</w:t>
+      </w:r>
+      <w:proofErr w:type="spellStart"/>
+      <w:r>
+        <w:rPr>
+          <w:lang w:val="et-EE"/>
+        </w:rPr>
+        <w:t>promptid</w:t>
+      </w:r>
+      <w:proofErr w:type="spellEnd"/>
+      <w:r>
+        <w:rPr>
+          <w:lang w:val="et-EE"/>
+        </w:rPr>
+        <w:t>)?</w:t>
       </w:r>
     </w:p>
     <w:p>
@@ -418,15 +616,25 @@
           <w:ilvl w:val="0"/>
           <w:numId w:val="10"/>
         </w:numPr>
-        <w:rPr>
-          <w:lang w:val="et-EE"/>
-        </w:rPr>
-      </w:pPr>
-      <w:r>
-        <w:rPr>
-          <w:lang w:val="et-EE"/>
-        </w:rPr>
-        <w:t>I need to create a render a shopkeeper in 2.py according to the exact specifications and the example image given in "Ülesanne 2" alongside documentation in Estonian. The already completed Ülesanne 1" can be used as example for formatting.</w:t>
+      </w:pPr>
+      <w:r>
+        <w:t>I need to create a render a shopkeeper in 2.py according to the exact specifications and the example image given in "</w:t>
+      </w:r>
+      <w:proofErr w:type="spellStart"/>
+      <w:r>
+        <w:t>Ülesanne</w:t>
+      </w:r>
+      <w:proofErr w:type="spellEnd"/>
+      <w:r>
+        <w:t xml:space="preserve"> 2" alongside documentation in Estonian. The already completed </w:t>
+      </w:r>
+      <w:proofErr w:type="spellStart"/>
+      <w:r>
+        <w:t>Ülesanne</w:t>
+      </w:r>
+      <w:proofErr w:type="spellEnd"/>
+      <w:r>
+        <w:t xml:space="preserve"> 1" can be used as example for formatting.</w:t>
       </w:r>
     </w:p>
     <w:p>
@@ -436,14 +644,8 @@
           <w:ilvl w:val="0"/>
           <w:numId w:val="10"/>
         </w:numPr>
-        <w:rPr>
-          <w:lang w:val="et-EE"/>
-        </w:rPr>
-      </w:pPr>
-      <w:r>
-        <w:rPr>
-          <w:lang w:val="et-EE"/>
-        </w:rPr>
+      </w:pPr>
+      <w:r>
         <w:t>Sorry, I meant to the right and up. Also: please do not revert my edits, thanks.</w:t>
       </w:r>
     </w:p>
@@ -454,15 +656,17 @@
           <w:ilvl w:val="0"/>
           <w:numId w:val="10"/>
         </w:numPr>
-        <w:rPr>
-          <w:lang w:val="et-EE"/>
-        </w:rPr>
-      </w:pPr>
-      <w:r>
-        <w:rPr>
-          <w:lang w:val="et-EE"/>
-        </w:rPr>
-        <w:t>I think the scaling is what makes the text bubble and shopkeeper aliased, could you improve it?</w:t>
+      </w:pPr>
+      <w:r>
+        <w:t xml:space="preserve">I think the scaling is what makes the text bubble and </w:t>
+      </w:r>
+      <w:proofErr w:type="gramStart"/>
+      <w:r>
+        <w:t>shopkeeper</w:t>
+      </w:r>
+      <w:proofErr w:type="gramEnd"/>
+      <w:r>
+        <w:t xml:space="preserve"> aliased, could you improve it?</w:t>
       </w:r>
     </w:p>
     <w:p>
@@ -472,14 +676,8 @@
           <w:ilvl w:val="0"/>
           <w:numId w:val="10"/>
         </w:numPr>
-        <w:rPr>
-          <w:lang w:val="et-EE"/>
-        </w:rPr>
-      </w:pPr>
-      <w:r>
-        <w:rPr>
-          <w:lang w:val="et-EE"/>
-        </w:rPr>
+      </w:pPr>
+      <w:r>
         <w:t>Alright, this works. Now please generate the documentation.</w:t>
       </w:r>
     </w:p>
@@ -490,15 +688,41 @@
           <w:ilvl w:val="0"/>
           <w:numId w:val="10"/>
         </w:numPr>
-        <w:rPr>
-          <w:lang w:val="et-EE"/>
-        </w:rPr>
-      </w:pPr>
-      <w:r>
-        <w:rPr>
-          <w:lang w:val="et-EE"/>
-        </w:rPr>
-        <w:t>Could you update the documentation of the both exercises based on the new "Tarkvaraarenduse projekti dokumentatsiooni vorm.rtf" requirements?</w:t>
+      </w:pPr>
+      <w:r>
+        <w:t xml:space="preserve">Could you update the documentation of </w:t>
+      </w:r>
+      <w:proofErr w:type="gramStart"/>
+      <w:r>
+        <w:t>the both</w:t>
+      </w:r>
+      <w:proofErr w:type="gramEnd"/>
+      <w:r>
+        <w:t xml:space="preserve"> exercises based on the new "</w:t>
+      </w:r>
+      <w:proofErr w:type="spellStart"/>
+      <w:r>
+        <w:t>Tarkvaraarenduse</w:t>
+      </w:r>
+      <w:proofErr w:type="spellEnd"/>
+      <w:r>
+        <w:t xml:space="preserve"> </w:t>
+      </w:r>
+      <w:proofErr w:type="spellStart"/>
+      <w:r>
+        <w:t>projekti</w:t>
+      </w:r>
+      <w:proofErr w:type="spellEnd"/>
+      <w:r>
+        <w:t xml:space="preserve"> </w:t>
+      </w:r>
+      <w:proofErr w:type="spellStart"/>
+      <w:r>
+        <w:t>dokumentatsiooni</w:t>
+      </w:r>
+      <w:proofErr w:type="spellEnd"/>
+      <w:r>
+        <w:t xml:space="preserve"> vorm.rtf" requirements?</w:t>
       </w:r>
     </w:p>
     <w:p>
@@ -508,14 +732,8 @@
           <w:ilvl w:val="0"/>
           <w:numId w:val="10"/>
         </w:numPr>
-        <w:rPr>
-          <w:lang w:val="et-EE"/>
-        </w:rPr>
-      </w:pPr>
-      <w:r>
-        <w:rPr>
-          <w:lang w:val="et-EE"/>
-        </w:rPr>
+      </w:pPr>
+      <w:r>
         <w:t>Please bring in my formatting changes and content I made in the "Taivo_Tobreluts_ISK25_Ülesanne_1-Foor.docx".</w:t>
       </w:r>
     </w:p>
@@ -526,15 +744,31 @@
           <w:ilvl w:val="0"/>
           <w:numId w:val="10"/>
         </w:numPr>
-        <w:rPr>
-          <w:lang w:val="et-EE"/>
-        </w:rPr>
-      </w:pPr>
-      <w:r>
-        <w:rPr>
-          <w:lang w:val="et-EE"/>
-        </w:rPr>
-        <w:t>Sorry, that was the wrong file, I apparently made the changes directly to the old generated file, I downloadeded it from the last git push an named it "Foori_dokumentatsioon_vana.docx".</w:t>
+      </w:pPr>
+      <w:r>
+        <w:t xml:space="preserve">Sorry, that was the wrong file, I apparently made the changes directly to the </w:t>
+      </w:r>
+      <w:proofErr w:type="gramStart"/>
+      <w:r>
+        <w:t>old generated</w:t>
+      </w:r>
+      <w:proofErr w:type="gramEnd"/>
+      <w:r>
+        <w:t xml:space="preserve"> file, I </w:t>
+      </w:r>
+      <w:r>
+        <w:t>downloaded</w:t>
+      </w:r>
+      <w:r>
+        <w:t xml:space="preserve"> it from the last git push </w:t>
+      </w:r>
+      <w:proofErr w:type="gramStart"/>
+      <w:r>
+        <w:t>an</w:t>
+      </w:r>
+      <w:proofErr w:type="gramEnd"/>
+      <w:r>
+        <w:t xml:space="preserve"> named it "Foori_dokumentatsioon_vana.docx".</w:t>
       </w:r>
     </w:p>
     <w:p>
@@ -544,26 +778,38 @@
           <w:ilvl w:val="0"/>
           <w:numId w:val="10"/>
         </w:numPr>
-        <w:rPr>
-          <w:lang w:val="et-EE"/>
-        </w:rPr>
-      </w:pPr>
-      <w:r>
-        <w:rPr>
-          <w:lang w:val="et-EE"/>
-        </w:rPr>
-        <w:t>I created the final formatting version from modifying the generated file into: "Ülesanne-1 Akna loomine ja kujundid Dokumentatsioon.docx". Please update the Ülesanne 2 documentation based on it. I guess it doesn't need to be generated into a word document, you ca</w:t>
-      </w:r>
-      <w:r>
-        <w:rPr>
-          <w:lang w:val="et-EE"/>
-        </w:rPr>
+      </w:pPr>
+      <w:r>
+        <w:t xml:space="preserve">I created the final formatting version from modifying the generated file into: "Ülesanne-1 Akna </w:t>
+      </w:r>
+      <w:proofErr w:type="spellStart"/>
+      <w:r>
+        <w:t>loomine</w:t>
+      </w:r>
+      <w:proofErr w:type="spellEnd"/>
+      <w:r>
+        <w:t xml:space="preserve"> ja </w:t>
+      </w:r>
+      <w:proofErr w:type="spellStart"/>
+      <w:r>
+        <w:t>kujundid</w:t>
+      </w:r>
+      <w:proofErr w:type="spellEnd"/>
+      <w:r>
+        <w:t xml:space="preserve"> Dokumentatsioon.docx". Please update the </w:t>
+      </w:r>
+      <w:proofErr w:type="spellStart"/>
+      <w:r>
+        <w:t>Ülesanne</w:t>
+      </w:r>
+      <w:proofErr w:type="spellEnd"/>
+      <w:r>
+        <w:t xml:space="preserve"> 2 documentation based on it. I guess it doesn't need to be generated into a word document, you ca</w:t>
+      </w:r>
+      <w:r>
         <w:t>n</w:t>
       </w:r>
       <w:r>
-        <w:rPr>
-          <w:lang w:val="et-EE"/>
-        </w:rPr>
         <w:t xml:space="preserve"> just directly write it in markdown, I assume that can also be turned into a .pdf file?</w:t>
       </w:r>
     </w:p>
@@ -574,15 +820,45 @@
           <w:ilvl w:val="0"/>
           <w:numId w:val="10"/>
         </w:numPr>
-        <w:rPr>
-          <w:lang w:val="et-EE"/>
-        </w:rPr>
-      </w:pPr>
-      <w:r>
-        <w:rPr>
-          <w:lang w:val="et-EE"/>
-        </w:rPr>
-        <w:t>Needs to similarily include the requirements that are in the first excersice from the "Tarkvaraarenduse projekti dokumentatsiooni vorm.rtf".</w:t>
+      </w:pPr>
+      <w:r>
+        <w:t xml:space="preserve">Needs to </w:t>
+      </w:r>
+      <w:r>
+        <w:t>similarly</w:t>
+      </w:r>
+      <w:r>
+        <w:t xml:space="preserve"> include the requirements that are in the first </w:t>
+      </w:r>
+      <w:r>
+        <w:t>exercise</w:t>
+      </w:r>
+      <w:r>
+        <w:t xml:space="preserve"> from the "</w:t>
+      </w:r>
+      <w:proofErr w:type="spellStart"/>
+      <w:r>
+        <w:t>Tarkvaraarenduse</w:t>
+      </w:r>
+      <w:proofErr w:type="spellEnd"/>
+      <w:r>
+        <w:t xml:space="preserve"> </w:t>
+      </w:r>
+      <w:proofErr w:type="spellStart"/>
+      <w:r>
+        <w:t>projekti</w:t>
+      </w:r>
+      <w:proofErr w:type="spellEnd"/>
+      <w:r>
+        <w:t xml:space="preserve"> </w:t>
+      </w:r>
+      <w:proofErr w:type="spellStart"/>
+      <w:r>
+        <w:t>dokumentatsiooni</w:t>
+      </w:r>
+      <w:proofErr w:type="spellEnd"/>
+      <w:r>
+        <w:t xml:space="preserve"> vorm.rtf".</w:t>
       </w:r>
     </w:p>
     <w:p>
@@ -609,7 +885,35 @@
         <w:rPr>
           <w:lang w:val="et-EE"/>
         </w:rPr>
-        <w:t>Saadud abi oli usaldusväärne. AI soovitas õigesti smoothscale() funktsiooni sakise pildi vältimiseks. Piltide positsioneerimisel kontrollisin tulemust visuaalselt ja võrdlesin näidispildiga. Koodi osas kontrollisin pygame ametliku dokumentatsiooni põhjal, kas funktsioonide kasutus on õige. Parandasin ise piltide koordinaate, et need paremini näidisele vastaksid.</w:t>
+        <w:t xml:space="preserve">Saadud abi oli usaldusväärne. AI soovitas õigesti </w:t>
+      </w:r>
+      <w:proofErr w:type="spellStart"/>
+      <w:r>
+        <w:rPr>
+          <w:lang w:val="et-EE"/>
+        </w:rPr>
+        <w:t>smoothscale</w:t>
+      </w:r>
+      <w:proofErr w:type="spellEnd"/>
+      <w:r>
+        <w:rPr>
+          <w:lang w:val="et-EE"/>
+        </w:rPr>
+        <w:t xml:space="preserve">() funktsiooni </w:t>
+      </w:r>
+      <w:proofErr w:type="spellStart"/>
+      <w:r>
+        <w:rPr>
+          <w:lang w:val="et-EE"/>
+        </w:rPr>
+        <w:t>sakise</w:t>
+      </w:r>
+      <w:proofErr w:type="spellEnd"/>
+      <w:r>
+        <w:rPr>
+          <w:lang w:val="et-EE"/>
+        </w:rPr>
+        <w:t xml:space="preserve"> pildi vältimiseks. Piltide positsioneerimisel kontrollisin tulemust visuaalselt ja võrdlesin näidispildiga. Koodi osas kontrollisin pygame ametliku dokumentatsiooni põhjal, kas funktsioonide kasutus on õige. Parandasin ise piltide koordinaate, et need paremini näidisele vastaksid.</w:t>
       </w:r>
     </w:p>
     <w:p>
@@ -650,8 +954,30 @@
         <w:rPr>
           <w:lang w:val="et-EE"/>
         </w:rPr>
-        <w:t>Probleem 1: Piltide sakisus skaleerimisel</w:t>
-      </w:r>
+        <w:t xml:space="preserve">Probleem 1: Piltide </w:t>
+      </w:r>
+      <w:proofErr w:type="spellStart"/>
+      <w:r>
+        <w:rPr>
+          <w:lang w:val="et-EE"/>
+        </w:rPr>
+        <w:t>sakisus</w:t>
+      </w:r>
+      <w:proofErr w:type="spellEnd"/>
+      <w:r>
+        <w:rPr>
+          <w:lang w:val="et-EE"/>
+        </w:rPr>
+        <w:t xml:space="preserve"> </w:t>
+      </w:r>
+      <w:proofErr w:type="spellStart"/>
+      <w:r>
+        <w:rPr>
+          <w:lang w:val="et-EE"/>
+        </w:rPr>
+        <w:t>skaleerimisel</w:t>
+      </w:r>
+      <w:proofErr w:type="spellEnd"/>
     </w:p>
     <w:p>
       <w:pPr>
@@ -663,14 +989,84 @@
         <w:rPr>
           <w:lang w:val="et-EE"/>
         </w:rPr>
-        <w:t>Probleem: Pildid (müüja ja jutumull) olid pärast skaleerimist sakised ja kõrge kvaliteediga.</w:t>
+        <w:t xml:space="preserve">Probleem: Pildid (müüja ja jutumull) olid pärast </w:t>
+      </w:r>
+      <w:proofErr w:type="spellStart"/>
+      <w:r>
+        <w:rPr>
+          <w:lang w:val="et-EE"/>
+        </w:rPr>
+        <w:t>skaleerimist</w:t>
+      </w:r>
+      <w:proofErr w:type="spellEnd"/>
+      <w:r>
+        <w:rPr>
+          <w:lang w:val="et-EE"/>
+        </w:rPr>
+        <w:t xml:space="preserve"> </w:t>
+      </w:r>
+      <w:proofErr w:type="spellStart"/>
+      <w:r>
+        <w:rPr>
+          <w:lang w:val="et-EE"/>
+        </w:rPr>
+        <w:t>sakised</w:t>
+      </w:r>
+      <w:proofErr w:type="spellEnd"/>
+      <w:r>
+        <w:rPr>
+          <w:lang w:val="et-EE"/>
+        </w:rPr>
+        <w:t xml:space="preserve"> ja kõrge kvaliteediga.</w:t>
       </w:r>
       <w:r>
         <w:rPr>
           <w:lang w:val="et-EE"/>
         </w:rPr>
         <w:br/>
-        <w:t>Lahendus: Vahetasin pygame.transform.scale() välja pygame.transform.smoothscale() vastu. Smoothscale kasutab bilineaarset interpolatsiooni, mis annab sujuvama tulemuse.</w:t>
+        <w:t xml:space="preserve">Lahendus: Vahetasin </w:t>
+      </w:r>
+      <w:proofErr w:type="spellStart"/>
+      <w:r>
+        <w:rPr>
+          <w:lang w:val="et-EE"/>
+        </w:rPr>
+        <w:t>pygame.transform.scale</w:t>
+      </w:r>
+      <w:proofErr w:type="spellEnd"/>
+      <w:r>
+        <w:rPr>
+          <w:lang w:val="et-EE"/>
+        </w:rPr>
+        <w:t xml:space="preserve">() välja </w:t>
+      </w:r>
+      <w:proofErr w:type="spellStart"/>
+      <w:r>
+        <w:rPr>
+          <w:lang w:val="et-EE"/>
+        </w:rPr>
+        <w:t>pygame.transform.smoothscale</w:t>
+      </w:r>
+      <w:proofErr w:type="spellEnd"/>
+      <w:r>
+        <w:rPr>
+          <w:lang w:val="et-EE"/>
+        </w:rPr>
+        <w:t xml:space="preserve">() vastu. </w:t>
+      </w:r>
+      <w:proofErr w:type="spellStart"/>
+      <w:r>
+        <w:rPr>
+          <w:lang w:val="et-EE"/>
+        </w:rPr>
+        <w:t>Smoothscale</w:t>
+      </w:r>
+      <w:proofErr w:type="spellEnd"/>
+      <w:r>
+        <w:rPr>
+          <w:lang w:val="et-EE"/>
+        </w:rPr>
+        <w:t xml:space="preserve"> kasutab bilineaarset interpolatsiooni, mis annab sujuvama tulemuse.</w:t>
       </w:r>
     </w:p>
     <w:p>
@@ -746,12 +1142,80 @@
         </w:rPr>
         <w:t xml:space="preserve">Samamoodi liigutasin teksti </w:t>
       </w:r>
-      <w:r>
-        <w:rPr>
-          <w:lang w:val="et-EE"/>
-        </w:rPr>
-        <w:t>x- ja y-teljel ning muutsin selle suurust kuni saavutasin sobiva lahenduse.</w:t>
-      </w:r>
+      <w:proofErr w:type="spellStart"/>
+      <w:r>
+        <w:rPr>
+          <w:lang w:val="et-EE"/>
+        </w:rPr>
+        <w:t>x-</w:t>
+      </w:r>
+      <w:proofErr w:type="spellEnd"/>
+      <w:r>
+        <w:rPr>
+          <w:lang w:val="et-EE"/>
+        </w:rPr>
+        <w:t xml:space="preserve"> ja y-teljel ning muutsin selle suurust kuni saavutasin sobiva lahenduse.</w:t>
+      </w:r>
+    </w:p>
+    <w:p>
+      <w:pPr>
+        <w:pStyle w:val="Heading1"/>
+        <w:rPr>
+          <w:lang w:val="et-EE"/>
+        </w:rPr>
+      </w:pPr>
+      <w:r>
+        <w:rPr>
+          <w:lang w:val="et-EE"/>
+        </w:rPr>
+        <w:t xml:space="preserve">4. </w:t>
+      </w:r>
+      <w:r>
+        <w:rPr>
+          <w:lang w:val="et-EE"/>
+        </w:rPr>
+        <w:t>Testimine</w:t>
+      </w:r>
+    </w:p>
+    <w:p>
+      <w:pPr>
+        <w:rPr>
+          <w:lang w:val="et-EE"/>
+        </w:rPr>
+      </w:pPr>
+      <w:r>
+        <w:rPr>
+          <w:lang w:val="et-EE"/>
+        </w:rPr>
+        <w:t>Kasutasin manuaalseid teste. Testimine aitas kõik programmi visuaalsed elemendid katse-eksitus meetodil paika jooksutada.</w:t>
+      </w:r>
+    </w:p>
+    <w:p>
+      <w:pPr>
+        <w:pStyle w:val="Heading1"/>
+        <w:rPr>
+          <w:lang w:val="et-EE"/>
+        </w:rPr>
+      </w:pPr>
+      <w:r>
+        <w:rPr>
+          <w:lang w:val="et-EE"/>
+        </w:rPr>
+        <w:t xml:space="preserve">5. </w:t>
+      </w:r>
+      <w:r>
+        <w:rPr>
+          <w:lang w:val="et-EE"/>
+        </w:rPr>
+        <w:t>Eneseanalüüs:</w:t>
+      </w:r>
+    </w:p>
+    <w:p>
+      <w:pPr>
+        <w:rPr>
+          <w:lang w:val="et-EE"/>
+        </w:rPr>
+      </w:pPr>
     </w:p>
     <w:sectPr>
       <w:pgSz w:w="12240" w:h="15840"/>
